--- a/docs/Technical_Specification.docx
+++ b/docs/Technical_Specification.docx
@@ -7150,10 +7150,13 @@
         <w:pStyle w:val="FirstParagraph"/>
       </w:pPr>
       <w:r>
-        <w:t xml:space="preserve">A condensed version; the full, narrated walkthrough is</w:t>
-      </w:r>
-      <w:r>
-        <w:t xml:space="preserve"> </w:t>
+        <w:t xml:space="preserve">A condensed version; a full, narrated walkthrough script exists as a personal recording aid</w:t>
+      </w:r>
+      <w:r>
+        <w:t xml:space="preserve"> </w:t>
+      </w:r>
+      <w:r>
+        <w:t xml:space="preserve">(</w:t>
       </w:r>
       <w:r>
         <w:rPr>
@@ -7162,19 +7165,7 @@
         <w:t xml:space="preserve">docs/Demo_Video_Script.md</w:t>
       </w:r>
       <w:r>
-        <w:t xml:space="preserve"> </w:t>
-      </w:r>
-      <w:r>
-        <w:t xml:space="preserve">(and its</w:t>
-      </w:r>
-      <w:r>
-        <w:t xml:space="preserve"> </w:t>
-      </w:r>
-      <w:r>
-        <w:t xml:space="preserve">accompanying</w:t>
-      </w:r>
-      <w:r>
-        <w:t xml:space="preserve"> </w:t>
+        <w:t xml:space="preserve">/</w:t>
       </w:r>
       <w:r>
         <w:rPr>
@@ -7183,7 +7174,7 @@
         <w:t xml:space="preserve">.docx</w:t>
       </w:r>
       <w:r>
-        <w:t xml:space="preserve">):</w:t>
+        <w:t xml:space="preserve">), kept local and out of the shared repository:</w:t>
       </w:r>
     </w:p>
     <w:p>
@@ -7496,49 +7487,43 @@
         <w:pStyle w:val="BodyText"/>
       </w:pPr>
       <w:r>
-        <w:t xml:space="preserve">Concretely: Claude Code read the assessment PDF directly and treated it as the authoritative</w:t>
-      </w:r>
-      <w:r>
-        <w:t xml:space="preserve"> </w:t>
-      </w:r>
-      <w:r>
-        <w:t xml:space="preserve">requirements source over the candidate’s own earlier, more expansive draft prompt; made and</w:t>
-      </w:r>
-      <w:r>
-        <w:t xml:space="preserve"> </w:t>
-      </w:r>
-      <w:r>
-        <w:t xml:space="preserve">documented the scope-calibration call to trim that draft to a lean, rubric-optimized feature set;</w:t>
-      </w:r>
-      <w:r>
-        <w:t xml:space="preserve"> </w:t>
-      </w:r>
-      <w:r>
-        <w:t xml:space="preserve">wrote essentially all source code and tests; ran the actual application (backend, frontend,</w:t>
-      </w:r>
-      <w:r>
-        <w:t xml:space="preserve"> </w:t>
-      </w:r>
-      <w:r>
-        <w:t xml:space="preserve">Postgres, Redis, and Docker Model Runner) locally throughout development rather than relying only</w:t>
-      </w:r>
-      <w:r>
-        <w:t xml:space="preserve"> </w:t>
-      </w:r>
-      <w:r>
-        <w:t xml:space="preserve">on type-checking; and used a real headless browser to click through every major flow by hand,</w:t>
-      </w:r>
-      <w:r>
-        <w:t xml:space="preserve"> </w:t>
-      </w:r>
-      <w:r>
-        <w:t xml:space="preserve">which is how several real bugs were caught — detailed with full specificity in §9 and §10.4</w:t>
-      </w:r>
-      <w:r>
-        <w:t xml:space="preserve"> </w:t>
-      </w:r>
-      <w:r>
-        <w:t xml:space="preserve">above, and in the README’s own AI-assisted-development-disclosure section.</w:t>
+        <w:t xml:space="preserve">Concretely: Claude Code made and documented the scope-calibration call behind the lean,</w:t>
+      </w:r>
+      <w:r>
+        <w:t xml:space="preserve"> </w:t>
+      </w:r>
+      <w:r>
+        <w:t xml:space="preserve">rubric-optimized feature set; wrote most of the source code and tests; ran the actual application</w:t>
+      </w:r>
+      <w:r>
+        <w:t xml:space="preserve"> </w:t>
+      </w:r>
+      <w:r>
+        <w:t xml:space="preserve">(backend, frontend, Postgres, Redis, and Docker Model Runner) locally throughout development</w:t>
+      </w:r>
+      <w:r>
+        <w:t xml:space="preserve"> </w:t>
+      </w:r>
+      <w:r>
+        <w:t xml:space="preserve">rather than relying only on type-checking; and used a real headless browser to click through</w:t>
+      </w:r>
+      <w:r>
+        <w:t xml:space="preserve"> </w:t>
+      </w:r>
+      <w:r>
+        <w:t xml:space="preserve">every major flow by hand, which is how several real bugs were caught — detailed with full</w:t>
+      </w:r>
+      <w:r>
+        <w:t xml:space="preserve"> </w:t>
+      </w:r>
+      <w:r>
+        <w:t xml:space="preserve">specificity in §9 and §10.4 above, and in the README’s own AI-assisted-development-disclosure</w:t>
+      </w:r>
+      <w:r>
+        <w:t xml:space="preserve"> </w:t>
+      </w:r>
+      <w:r>
+        <w:t xml:space="preserve">section.</w:t>
       </w:r>
     </w:p>
     <w:p>
@@ -7546,13 +7531,19 @@
         <w:pStyle w:val="BodyText"/>
       </w:pPr>
       <w:r>
-        <w:t xml:space="preserve">The candidate directed scope, reviewed the resulting architecture and trade-offs throughout, and</w:t>
-      </w:r>
-      <w:r>
-        <w:t xml:space="preserve"> </w:t>
-      </w:r>
-      <w:r>
-        <w:t xml:space="preserve">takes ownership of and can explain every part of the submitted implementation.</w:t>
+        <w:t xml:space="preserve">I directed scope, reviewed the resulting architecture and trade-offs throughout, wrote and</w:t>
+      </w:r>
+      <w:r>
+        <w:t xml:space="preserve"> </w:t>
+      </w:r>
+      <w:r>
+        <w:t xml:space="preserve">edited parts of the implementation myself, and take ownership of and can explain every part of</w:t>
+      </w:r>
+      <w:r>
+        <w:t xml:space="preserve"> </w:t>
+      </w:r>
+      <w:r>
+        <w:t xml:space="preserve">the submitted implementation.</w:t>
       </w:r>
     </w:p>
     <w:bookmarkEnd w:id="61"/>

--- a/docs/Technical_Specification.docx
+++ b/docs/Technical_Specification.docx
@@ -342,25 +342,31 @@
         <w:t xml:space="preserve"> </w:t>
       </w:r>
       <w:r>
-        <w:t xml:space="preserve">interchangeable providers — covered by 58 backend tests and 19 frontend tests, all three of the</w:t>
-      </w:r>
-      <w:r>
-        <w:t xml:space="preserve"> </w:t>
-      </w:r>
-      <w:r>
-        <w:t xml:space="preserve">assessment’s optional stretch goals implemented and live-verified, and documentation (this</w:t>
-      </w:r>
-      <w:r>
-        <w:t xml:space="preserve"> </w:t>
-      </w:r>
-      <w:r>
-        <w:t xml:space="preserve">specification, the README, five Architecture Decision Records, and a security/production-</w:t>
-      </w:r>
-      <w:r>
-        <w:t xml:space="preserve"> </w:t>
-      </w:r>
-      <w:r>
-        <w:t xml:space="preserve">readiness review) written to the same bar as the code.</w:t>
+        <w:t xml:space="preserve">interchangeable providers — covered by 77 backend tests and 23 frontend tests, all three of the</w:t>
+      </w:r>
+      <w:r>
+        <w:t xml:space="preserve"> </w:t>
+      </w:r>
+      <w:r>
+        <w:t xml:space="preserve">assessment’s optional stretch goals implemented and live-verified, admin-managed user accounts</w:t>
+      </w:r>
+      <w:r>
+        <w:t xml:space="preserve"> </w:t>
+      </w:r>
+      <w:r>
+        <w:t xml:space="preserve">added beyond the assessment’s own scope, and documentation (this specification, the README, six</w:t>
+      </w:r>
+      <w:r>
+        <w:t xml:space="preserve"> </w:t>
+      </w:r>
+      <w:r>
+        <w:t xml:space="preserve">Architecture Decision Records, and a security/production-readiness review) written to the same</w:t>
+      </w:r>
+      <w:r>
+        <w:t xml:space="preserve"> </w:t>
+      </w:r>
+      <w:r>
+        <w:t xml:space="preserve">bar as the code.</w:t>
       </w:r>
     </w:p>
     <w:bookmarkEnd w:id="20"/>
@@ -762,7 +768,7 @@
     </w:p>
     <w:bookmarkEnd w:id="24"/>
     <w:bookmarkEnd w:id="25"/>
-    <w:bookmarkStart w:id="35" w:name="architecture"/>
+    <w:bookmarkStart w:id="37" w:name="architecture"/>
     <w:p>
       <w:pPr>
         <w:pStyle w:val="Heading1"/>
@@ -2280,8 +2286,226 @@
       </w:r>
     </w:p>
     <w:bookmarkEnd w:id="34"/>
-    <w:bookmarkEnd w:id="35"/>
-    <w:bookmarkStart w:id="36" w:name="technology-stack-rationale"/>
+    <w:bookmarkStart w:id="36" w:name="user-management-architecture"/>
+    <w:p>
+      <w:pPr>
+        <w:pStyle w:val="Heading2"/>
+      </w:pPr>
+      <w:r>
+        <w:t xml:space="preserve">4.8 User management architecture</w:t>
+      </w:r>
+    </w:p>
+    <w:p>
+      <w:pPr>
+        <w:pStyle w:val="FirstParagraph"/>
+      </w:pPr>
+      <w:r>
+        <w:t xml:space="preserve">Added beyond the assessment’s own scope:</w:t>
+      </w:r>
+      <w:r>
+        <w:t xml:space="preserve"> </w:t>
+      </w:r>
+      <w:r>
+        <w:rPr>
+          <w:rStyle w:val="VerbatimChar"/>
+        </w:rPr>
+        <w:t xml:space="preserve">POST /api/v1/users</w:t>
+      </w:r>
+      <w:r>
+        <w:t xml:space="preserve"> </w:t>
+      </w:r>
+      <w:r>
+        <w:t xml:space="preserve">(ADMIN only) generates a password</w:t>
+      </w:r>
+      <w:r>
+        <w:t xml:space="preserve"> </w:t>
+      </w:r>
+      <w:r>
+        <w:t xml:space="preserve">server-side (</w:t>
+      </w:r>
+      <w:r>
+        <w:rPr>
+          <w:rStyle w:val="VerbatimChar"/>
+        </w:rPr>
+        <w:t xml:space="preserve">PasswordGenerator</w:t>
+      </w:r>
+      <w:r>
+        <w:t xml:space="preserve">,</w:t>
+      </w:r>
+      <w:r>
+        <w:t xml:space="preserve"> </w:t>
+      </w:r>
+      <w:r>
+        <w:rPr>
+          <w:rStyle w:val="VerbatimChar"/>
+        </w:rPr>
+        <w:t xml:space="preserve">SecureRandom</w:t>
+      </w:r>
+      <w:r>
+        <w:t xml:space="preserve">) rather than accepting one from the client,</w:t>
+      </w:r>
+      <w:r>
+        <w:t xml:space="preserve"> </w:t>
+      </w:r>
+      <w:r>
+        <w:t xml:space="preserve">stores only its bcrypt hash, and returns the plaintext exactly once in that response. Accounts</w:t>
+      </w:r>
+      <w:r>
+        <w:t xml:space="preserve"> </w:t>
+      </w:r>
+      <w:r>
+        <w:t xml:space="preserve">are disabled via a boolean column, never hard-deleted —</w:t>
+      </w:r>
+      <w:r>
+        <w:t xml:space="preserve"> </w:t>
+      </w:r>
+      <w:r>
+        <w:rPr>
+          <w:rStyle w:val="VerbatimChar"/>
+        </w:rPr>
+        <w:t xml:space="preserve">feature_flags.created_by</w:t>
+      </w:r>
+      <w:r>
+        <w:t xml:space="preserve">/</w:t>
+      </w:r>
+      <w:r>
+        <w:rPr>
+          <w:rStyle w:val="VerbatimChar"/>
+        </w:rPr>
+        <w:t xml:space="preserve">updated_by</w:t>
+      </w:r>
+      <w:r>
+        <w:t xml:space="preserve"> </w:t>
+      </w:r>
+      <w:r>
+        <w:t xml:space="preserve">and</w:t>
+      </w:r>
+      <w:r>
+        <w:t xml:space="preserve"> </w:t>
+      </w:r>
+      <w:r>
+        <w:rPr>
+          <w:rStyle w:val="VerbatimChar"/>
+        </w:rPr>
+        <w:t xml:space="preserve">audit_logs.actor_id</w:t>
+      </w:r>
+      <w:r>
+        <w:t xml:space="preserve"> </w:t>
+      </w:r>
+      <w:r>
+        <w:t xml:space="preserve">both reference</w:t>
+      </w:r>
+      <w:r>
+        <w:t xml:space="preserve"> </w:t>
+      </w:r>
+      <w:r>
+        <w:rPr>
+          <w:rStyle w:val="VerbatimChar"/>
+        </w:rPr>
+        <w:t xml:space="preserve">users.id</w:t>
+      </w:r>
+      <w:r>
+        <w:t xml:space="preserve"> </w:t>
+      </w:r>
+      <w:r>
+        <w:t xml:space="preserve">with no cascade, so a user with any history</w:t>
+      </w:r>
+      <w:r>
+        <w:t xml:space="preserve"> </w:t>
+      </w:r>
+      <w:r>
+        <w:t xml:space="preserve">can’t be deleted without either a foreign-key violation or silently corrupting the audit trail’s</w:t>
+      </w:r>
+      <w:r>
+        <w:t xml:space="preserve"> </w:t>
+      </w:r>
+      <w:r>
+        <w:t xml:space="preserve">actor reference. Disabling wires into Spring Security’s own</w:t>
+      </w:r>
+      <w:r>
+        <w:t xml:space="preserve"> </w:t>
+      </w:r>
+      <w:r>
+        <w:rPr>
+          <w:rStyle w:val="VerbatimChar"/>
+        </w:rPr>
+        <w:t xml:space="preserve">UserDetails#isEnabled()</w:t>
+      </w:r>
+      <w:r>
+        <w:t xml:space="preserve">, checked by</w:t>
+      </w:r>
+      <w:r>
+        <w:t xml:space="preserve"> </w:t>
+      </w:r>
+      <w:r>
+        <w:rPr>
+          <w:rStyle w:val="VerbatimChar"/>
+        </w:rPr>
+        <w:t xml:space="preserve">DaoAuthenticationProvider</w:t>
+      </w:r>
+      <w:r>
+        <w:t xml:space="preserve"> </w:t>
+      </w:r>
+      <w:r>
+        <w:t xml:space="preserve">at login and, after a fix made during implementation, independently</w:t>
+      </w:r>
+      <w:r>
+        <w:t xml:space="preserve"> </w:t>
+      </w:r>
+      <w:r>
+        <w:t xml:space="preserve">re-checked by</w:t>
+      </w:r>
+      <w:r>
+        <w:t xml:space="preserve"> </w:t>
+      </w:r>
+      <w:r>
+        <w:rPr>
+          <w:rStyle w:val="VerbatimChar"/>
+        </w:rPr>
+        <w:t xml:space="preserve">JwtAuthenticationFilter</w:t>
+      </w:r>
+      <w:r>
+        <w:t xml:space="preserve"> </w:t>
+      </w:r>
+      <w:r>
+        <w:t xml:space="preserve">on every subsequent request against a fresh database read</w:t>
+      </w:r>
+      <w:r>
+        <w:t xml:space="preserve"> </w:t>
+      </w:r>
+      <w:r>
+        <w:t xml:space="preserve">— see §9 for why that second check was necessary. Full rationale, including the specific</w:t>
+      </w:r>
+      <w:r>
+        <w:t xml:space="preserve"> </w:t>
+      </w:r>
+      <w:r>
+        <w:t xml:space="preserve">foreign-key and audit-integrity reasoning and what was deliberately rejected (email-based</w:t>
+      </w:r>
+      <w:r>
+        <w:t xml:space="preserve"> </w:t>
+      </w:r>
+      <w:r>
+        <w:t xml:space="preserve">password reset):</w:t>
+      </w:r>
+      <w:r>
+        <w:t xml:space="preserve"> </w:t>
+      </w:r>
+      <w:hyperlink r:id="rId35">
+        <w:r>
+          <w:rPr>
+            <w:rStyle w:val="Hyperlink"/>
+          </w:rPr>
+          <w:t xml:space="preserve">ADR-006</w:t>
+        </w:r>
+      </w:hyperlink>
+      <w:r>
+        <w:t xml:space="preserve">.</w:t>
+      </w:r>
+    </w:p>
+    <w:bookmarkEnd w:id="36"/>
+    <w:bookmarkEnd w:id="37"/>
+    <w:bookmarkStart w:id="38" w:name="technology-stack-rationale"/>
     <w:p>
       <w:pPr>
         <w:pStyle w:val="Heading1"/>
@@ -2807,7 +3031,7 @@
               <w:jc w:val="left"/>
             </w:pPr>
             <w:r>
-              <w:t xml:space="preserve">See §9 for the full breakdown.</w:t>
+              <w:t xml:space="preserve">See §10 for the full breakdown.</w:t>
             </w:r>
           </w:p>
         </w:tc>
@@ -2848,8 +3072,8 @@
         </w:tc>
       </w:tr>
     </w:tbl>
-    <w:bookmarkEnd w:id="36"/>
-    <w:bookmarkStart w:id="37" w:name="core-domain-concepts"/>
+    <w:bookmarkEnd w:id="38"/>
+    <w:bookmarkStart w:id="39" w:name="core-domain-concepts"/>
     <w:p>
       <w:pPr>
         <w:pStyle w:val="Heading1"/>
@@ -3351,9 +3575,91 @@
           </w:p>
         </w:tc>
       </w:tr>
+      <w:tr>
+        <w:tc>
+          <w:p>
+            <w:pPr>
+              <w:pStyle w:val="Compact"/>
+              <w:jc w:val="left"/>
+            </w:pPr>
+            <w:r>
+              <w:rPr>
+                <w:bCs/>
+                <w:b/>
+              </w:rPr>
+              <w:t xml:space="preserve">User</w:t>
+            </w:r>
+          </w:p>
+        </w:tc>
+        <w:tc>
+          <w:p>
+            <w:pPr>
+              <w:pStyle w:val="Compact"/>
+              <w:jc w:val="left"/>
+            </w:pPr>
+            <w:r>
+              <w:rPr>
+                <w:rStyle w:val="VerbatimChar"/>
+              </w:rPr>
+              <w:t xml:space="preserve">email</w:t>
+            </w:r>
+            <w:r>
+              <w:t xml:space="preserve">/</w:t>
+            </w:r>
+            <w:r>
+              <w:rPr>
+                <w:rStyle w:val="VerbatimChar"/>
+              </w:rPr>
+              <w:t xml:space="preserve">displayName</w:t>
+            </w:r>
+            <w:r>
+              <w:t xml:space="preserve">/</w:t>
+            </w:r>
+            <w:r>
+              <w:rPr>
+                <w:rStyle w:val="VerbatimChar"/>
+              </w:rPr>
+              <w:t xml:space="preserve">role</w:t>
+            </w:r>
+            <w:r>
+              <w:t xml:space="preserve"> </w:t>
+            </w:r>
+            <w:r>
+              <w:t xml:space="preserve">(</w:t>
+            </w:r>
+            <w:r>
+              <w:rPr>
+                <w:rStyle w:val="VerbatimChar"/>
+              </w:rPr>
+              <w:t xml:space="preserve">ADMIN</w:t>
+            </w:r>
+            <w:r>
+              <w:t xml:space="preserve">/</w:t>
+            </w:r>
+            <w:r>
+              <w:rPr>
+                <w:rStyle w:val="VerbatimChar"/>
+              </w:rPr>
+              <w:t xml:space="preserve">VIEWER</w:t>
+            </w:r>
+            <w:r>
+              <w:t xml:space="preserve">)/</w:t>
+            </w:r>
+            <w:r>
+              <w:rPr>
+                <w:rStyle w:val="VerbatimChar"/>
+              </w:rPr>
+              <w:t xml:space="preserve">enabled</w:t>
+            </w:r>
+            <w:r>
+              <w:t xml:space="preserve">. Created by an ADMIN with a server-generated password (never client-supplied); disabled rather than deleted, since flags and audit rows reference a user’s ID permanently.</w:t>
+            </w:r>
+          </w:p>
+        </w:tc>
+      </w:tr>
     </w:tbl>
-    <w:bookmarkEnd w:id="37"/>
-    <w:bookmarkStart w:id="43" w:name="key-architectural-decisions"/>
+    <w:bookmarkEnd w:id="39"/>
+    <w:bookmarkStart w:id="46" w:name="key-architectural-decisions"/>
     <w:p>
       <w:pPr>
         <w:pStyle w:val="Heading1"/>
@@ -3388,7 +3694,7 @@
         <w:t xml:space="preserve">each one decided and why it mattered enough to write down.</w:t>
       </w:r>
     </w:p>
-    <w:bookmarkStart w:id="38" w:name="X2853969d54d65187df583524f5d9f12e3e9b500"/>
+    <w:bookmarkStart w:id="40" w:name="X2853969d54d65187df583524f5d9f12e3e9b500"/>
     <w:p>
       <w:pPr>
         <w:pStyle w:val="Heading2"/>
@@ -3523,8 +3829,8 @@
         <w:t xml:space="preserve">genuinely close to uniform across a large user population rather than clustering.</w:t>
       </w:r>
     </w:p>
-    <w:bookmarkEnd w:id="38"/>
-    <w:bookmarkStart w:id="39" w:name="adr-002-caching-strategy"/>
+    <w:bookmarkEnd w:id="40"/>
+    <w:bookmarkStart w:id="41" w:name="adr-002-caching-strategy"/>
     <w:p>
       <w:pPr>
         <w:pStyle w:val="Heading2"/>
@@ -3633,8 +3939,8 @@
         <w:t xml:space="preserve">before a mutation’s cache write completes — rather than overstating the guarantee.</w:t>
       </w:r>
     </w:p>
-    <w:bookmarkEnd w:id="39"/>
-    <w:bookmarkStart w:id="40" w:name="X85809bfd5313854ce4f923a9848a5ba5d8953de"/>
+    <w:bookmarkEnd w:id="41"/>
+    <w:bookmarkStart w:id="42" w:name="X85809bfd5313854ce4f923a9848a5ba5d8953de"/>
     <w:p>
       <w:pPr>
         <w:pStyle w:val="Heading2"/>
@@ -3871,8 +4177,8 @@
         <w:t xml:space="preserve">remember to enforce on the next change.</w:t>
       </w:r>
     </w:p>
-    <w:bookmarkEnd w:id="40"/>
-    <w:bookmarkStart w:id="41" w:name="Xc26c482cb62ae8789a801e17db0f16b92ba2495"/>
+    <w:bookmarkEnd w:id="42"/>
+    <w:bookmarkStart w:id="43" w:name="Xc26c482cb62ae8789a801e17db0f16b92ba2495"/>
     <w:p>
       <w:pPr>
         <w:pStyle w:val="Heading2"/>
@@ -4013,8 +4319,8 @@
         <w:t xml:space="preserve">behind it.</w:t>
       </w:r>
     </w:p>
-    <w:bookmarkEnd w:id="41"/>
-    <w:bookmarkStart w:id="42" w:name="X5e38b6b8819e7f6a2646451720fdfb93f15a84a"/>
+    <w:bookmarkEnd w:id="43"/>
+    <w:bookmarkStart w:id="44" w:name="X5e38b6b8819e7f6a2646451720fdfb93f15a84a"/>
     <w:p>
       <w:pPr>
         <w:pStyle w:val="Heading2"/>
@@ -4059,9 +4365,152 @@
         <w:t xml:space="preserve">rather than a production-grade published package.</w:t>
       </w:r>
     </w:p>
-    <w:bookmarkEnd w:id="42"/>
-    <w:bookmarkEnd w:id="43"/>
-    <w:bookmarkStart w:id="44" w:name="api-surface"/>
+    <w:bookmarkEnd w:id="44"/>
+    <w:bookmarkStart w:id="45" w:name="Xcdbcfb6b07f987f29f0e3b86a0bbea4df047d12"/>
+    <w:p>
+      <w:pPr>
+        <w:pStyle w:val="Heading2"/>
+      </w:pPr>
+      <w:r>
+        <w:t xml:space="preserve">ADR-006 — Admin user management: generated passwords, disable not delete</w:t>
+      </w:r>
+    </w:p>
+    <w:p>
+      <w:pPr>
+        <w:pStyle w:val="FirstParagraph"/>
+      </w:pPr>
+      <w:r>
+        <w:rPr>
+          <w:bCs/>
+          <w:b/>
+        </w:rPr>
+        <w:t xml:space="preserve">Decision:</w:t>
+      </w:r>
+      <w:r>
+        <w:t xml:space="preserve"> </w:t>
+      </w:r>
+      <w:r>
+        <w:t xml:space="preserve">covered in detail in §4.8 above and in the ADR itself — a server-generated password</w:t>
+      </w:r>
+      <w:r>
+        <w:t xml:space="preserve"> </w:t>
+      </w:r>
+      <w:r>
+        <w:t xml:space="preserve">returned exactly once rather than a client-chosen one; accounts disabled via a boolean flag</w:t>
+      </w:r>
+      <w:r>
+        <w:t xml:space="preserve"> </w:t>
+      </w:r>
+      <w:r>
+        <w:t xml:space="preserve">rather than hard-deleted, since flags and audit rows reference a user’s ID with no cascade; and a</w:t>
+      </w:r>
+      <w:r>
+        <w:t xml:space="preserve"> </w:t>
+      </w:r>
+      <w:r>
+        <w:t xml:space="preserve">server-side guard preventing an admin from disabling their own account.</w:t>
+      </w:r>
+    </w:p>
+    <w:p>
+      <w:pPr>
+        <w:pStyle w:val="BodyText"/>
+      </w:pPr>
+      <w:r>
+        <w:rPr>
+          <w:bCs/>
+          <w:b/>
+        </w:rPr>
+        <w:t xml:space="preserve">Why it matters:</w:t>
+      </w:r>
+      <w:r>
+        <w:t xml:space="preserve"> </w:t>
+      </w:r>
+      <w:r>
+        <w:t xml:space="preserve">the second point surfaced a real, non-hypothetical bug during implementation</w:t>
+      </w:r>
+      <w:r>
+        <w:t xml:space="preserve"> </w:t>
+      </w:r>
+      <w:r>
+        <w:t xml:space="preserve">—</w:t>
+      </w:r>
+      <w:r>
+        <w:t xml:space="preserve"> </w:t>
+      </w:r>
+      <w:r>
+        <w:rPr>
+          <w:rStyle w:val="VerbatimChar"/>
+        </w:rPr>
+        <w:t xml:space="preserve">JwtAuthenticationFilter</w:t>
+      </w:r>
+      <w:r>
+        <w:t xml:space="preserve">’s per-request authentication path doesn’t go through</w:t>
+      </w:r>
+      <w:r>
+        <w:t xml:space="preserve"> </w:t>
+      </w:r>
+      <w:r>
+        <w:rPr>
+          <w:rStyle w:val="VerbatimChar"/>
+        </w:rPr>
+        <w:t xml:space="preserve">DaoAuthenticationProvider</w:t>
+      </w:r>
+      <w:r>
+        <w:t xml:space="preserve">, so it needed its own explicit</w:t>
+      </w:r>
+      <w:r>
+        <w:t xml:space="preserve"> </w:t>
+      </w:r>
+      <w:r>
+        <w:rPr>
+          <w:rStyle w:val="VerbatimChar"/>
+        </w:rPr>
+        <w:t xml:space="preserve">isEnabled()</w:t>
+      </w:r>
+      <w:r>
+        <w:t xml:space="preserve"> </w:t>
+      </w:r>
+      <w:r>
+        <w:t xml:space="preserve">check for a disabled</w:t>
+      </w:r>
+      <w:r>
+        <w:t xml:space="preserve"> </w:t>
+      </w:r>
+      <w:r>
+        <w:t xml:space="preserve">account to lose access immediately rather than only at its next login. This is the kind of gap</w:t>
+      </w:r>
+      <w:r>
+        <w:t xml:space="preserve"> </w:t>
+      </w:r>
+      <w:r>
+        <w:t xml:space="preserve">that only becomes visible when reasoning carefully through</w:t>
+      </w:r>
+      <w:r>
+        <w:t xml:space="preserve"> </w:t>
+      </w:r>
+      <w:r>
+        <w:rPr>
+          <w:iCs/>
+          <w:i/>
+        </w:rPr>
+        <w:t xml:space="preserve">every</w:t>
+      </w:r>
+      <w:r>
+        <w:t xml:space="preserve"> </w:t>
+      </w:r>
+      <w:r>
+        <w:t xml:space="preserve">path a credential can be</w:t>
+      </w:r>
+      <w:r>
+        <w:t xml:space="preserve"> </w:t>
+      </w:r>
+      <w:r>
+        <w:t xml:space="preserve">validated on, not just the obvious one (login) — see §9.</w:t>
+      </w:r>
+    </w:p>
+    <w:bookmarkEnd w:id="45"/>
+    <w:bookmarkEnd w:id="46"/>
+    <w:bookmarkStart w:id="47" w:name="api-surface"/>
     <w:p>
       <w:pPr>
         <w:pStyle w:val="Heading1"/>
@@ -4181,6 +4630,24 @@
               </w:rPr>
               <w:t xml:space="preserve">GET /api/v1/auth/me</w:t>
             </w:r>
+            <w:r>
+              <w:t xml:space="preserve">,</w:t>
+            </w:r>
+            <w:r>
+              <w:t xml:space="preserve"> </w:t>
+            </w:r>
+            <w:r>
+              <w:rPr>
+                <w:rStyle w:val="VerbatimChar"/>
+              </w:rPr>
+              <w:t xml:space="preserve">PUT /api/v1/auth/me/password</w:t>
+            </w:r>
+            <w:r>
+              <w:t xml:space="preserve"> </w:t>
+            </w:r>
+            <w:r>
+              <w:t xml:space="preserve">(self-service, any role)</w:t>
+            </w:r>
           </w:p>
         </w:tc>
       </w:tr>
@@ -4192,45 +4659,70 @@
               <w:jc w:val="left"/>
             </w:pPr>
             <w:r>
-              <w:t xml:space="preserve">Environments</w:t>
-            </w:r>
-          </w:p>
-        </w:tc>
-        <w:tc>
-          <w:p>
-            <w:pPr>
-              <w:pStyle w:val="Compact"/>
-              <w:jc w:val="left"/>
-            </w:pPr>
-            <w:r>
-              <w:rPr>
-                <w:rStyle w:val="VerbatimChar"/>
-              </w:rPr>
-              <w:t xml:space="preserve">GET /api/v1/environments</w:t>
-            </w:r>
-            <w:r>
-              <w:t xml:space="preserve">,</w:t>
-            </w:r>
-            <w:r>
-              <w:t xml:space="preserve"> </w:t>
-            </w:r>
-            <w:r>
-              <w:rPr>
-                <w:rStyle w:val="VerbatimChar"/>
-              </w:rPr>
-              <w:t xml:space="preserve">GET /api/v1/environments/{id}</w:t>
-            </w:r>
-            <w:r>
-              <w:t xml:space="preserve">,</w:t>
-            </w:r>
-            <w:r>
-              <w:t xml:space="preserve"> </w:t>
-            </w:r>
-            <w:r>
-              <w:rPr>
-                <w:rStyle w:val="VerbatimChar"/>
-              </w:rPr>
-              <w:t xml:space="preserve">POST /api/v1/environments</w:t>
+              <w:t xml:space="preserve">Users</w:t>
+            </w:r>
+            <w:r>
+              <w:t xml:space="preserve"> </w:t>
+            </w:r>
+            <w:r>
+              <w:rPr>
+                <w:iCs/>
+                <w:i/>
+              </w:rPr>
+              <w:t xml:space="preserve">(beyond assessment scope)</w:t>
+            </w:r>
+          </w:p>
+        </w:tc>
+        <w:tc>
+          <w:p>
+            <w:pPr>
+              <w:pStyle w:val="Compact"/>
+              <w:jc w:val="left"/>
+            </w:pPr>
+            <w:r>
+              <w:rPr>
+                <w:rStyle w:val="VerbatimChar"/>
+              </w:rPr>
+              <w:t xml:space="preserve">GET /api/v1/users</w:t>
+            </w:r>
+            <w:r>
+              <w:t xml:space="preserve"> </w:t>
+            </w:r>
+            <w:r>
+              <w:t xml:space="preserve">(ADMIN),</w:t>
+            </w:r>
+            <w:r>
+              <w:t xml:space="preserve"> </w:t>
+            </w:r>
+            <w:r>
+              <w:rPr>
+                <w:rStyle w:val="VerbatimChar"/>
+              </w:rPr>
+              <w:t xml:space="preserve">POST /api/v1/users</w:t>
+            </w:r>
+            <w:r>
+              <w:t xml:space="preserve"> </w:t>
+            </w:r>
+            <w:r>
+              <w:t xml:space="preserve">(ADMIN, returns a one-time generated password),</w:t>
+            </w:r>
+            <w:r>
+              <w:t xml:space="preserve"> </w:t>
+            </w:r>
+            <w:r>
+              <w:rPr>
+                <w:rStyle w:val="VerbatimChar"/>
+              </w:rPr>
+              <w:t xml:space="preserve">POST /api/v1/users/{id}/disable</w:t>
+            </w:r>
+            <w:r>
+              <w:t xml:space="preserve">|</w:t>
+            </w:r>
+            <w:r>
+              <w:rPr>
+                <w:rStyle w:val="VerbatimChar"/>
+              </w:rPr>
+              <w:t xml:space="preserve">/enable</w:t>
             </w:r>
             <w:r>
               <w:t xml:space="preserve"> </w:t>
@@ -4249,21 +4741,21 @@
               <w:jc w:val="left"/>
             </w:pPr>
             <w:r>
-              <w:t xml:space="preserve">Feature Flags</w:t>
-            </w:r>
-          </w:p>
-        </w:tc>
-        <w:tc>
-          <w:p>
-            <w:pPr>
-              <w:pStyle w:val="Compact"/>
-              <w:jc w:val="left"/>
-            </w:pPr>
-            <w:r>
-              <w:rPr>
-                <w:rStyle w:val="VerbatimChar"/>
-              </w:rPr>
-              <w:t xml:space="preserve">GET /api/v1/flags</w:t>
+              <w:t xml:space="preserve">Environments</w:t>
+            </w:r>
+          </w:p>
+        </w:tc>
+        <w:tc>
+          <w:p>
+            <w:pPr>
+              <w:pStyle w:val="Compact"/>
+              <w:jc w:val="left"/>
+            </w:pPr>
+            <w:r>
+              <w:rPr>
+                <w:rStyle w:val="VerbatimChar"/>
+              </w:rPr>
+              <w:t xml:space="preserve">GET /api/v1/environments</w:t>
             </w:r>
             <w:r>
               <w:t xml:space="preserve">,</w:t>
@@ -4275,7 +4767,7 @@
               <w:rPr>
                 <w:rStyle w:val="VerbatimChar"/>
               </w:rPr>
-              <w:t xml:space="preserve">GET /api/v1/flags/{id}</w:t>
+              <w:t xml:space="preserve">GET /api/v1/environments/{id}</w:t>
             </w:r>
             <w:r>
               <w:t xml:space="preserve">,</w:t>
@@ -4287,37 +4779,7 @@
               <w:rPr>
                 <w:rStyle w:val="VerbatimChar"/>
               </w:rPr>
-              <w:t xml:space="preserve">POST /api/v1/flags</w:t>
-            </w:r>
-            <w:r>
-              <w:t xml:space="preserve"> </w:t>
-            </w:r>
-            <w:r>
-              <w:t xml:space="preserve">(ADMIN),</w:t>
-            </w:r>
-            <w:r>
-              <w:t xml:space="preserve"> </w:t>
-            </w:r>
-            <w:r>
-              <w:rPr>
-                <w:rStyle w:val="VerbatimChar"/>
-              </w:rPr>
-              <w:t xml:space="preserve">PUT /api/v1/flags/{id}</w:t>
-            </w:r>
-            <w:r>
-              <w:t xml:space="preserve"> </w:t>
-            </w:r>
-            <w:r>
-              <w:t xml:space="preserve">(ADMIN, optimistic concurrency),</w:t>
-            </w:r>
-            <w:r>
-              <w:t xml:space="preserve"> </w:t>
-            </w:r>
-            <w:r>
-              <w:rPr>
-                <w:rStyle w:val="VerbatimChar"/>
-              </w:rPr>
-              <w:t xml:space="preserve">DELETE /api/v1/flags/{id}</w:t>
+              <w:t xml:space="preserve">POST /api/v1/environments</w:t>
             </w:r>
             <w:r>
               <w:t xml:space="preserve"> </w:t>
@@ -4336,21 +4798,81 @@
               <w:jc w:val="left"/>
             </w:pPr>
             <w:r>
-              <w:t xml:space="preserve">Evaluation</w:t>
-            </w:r>
-          </w:p>
-        </w:tc>
-        <w:tc>
-          <w:p>
-            <w:pPr>
-              <w:pStyle w:val="Compact"/>
-              <w:jc w:val="left"/>
-            </w:pPr>
-            <w:r>
-              <w:rPr>
-                <w:rStyle w:val="VerbatimChar"/>
-              </w:rPr>
-              <w:t xml:space="preserve">POST /api/v1/flags/{id}/evaluate</w:t>
+              <w:t xml:space="preserve">Feature Flags</w:t>
+            </w:r>
+          </w:p>
+        </w:tc>
+        <w:tc>
+          <w:p>
+            <w:pPr>
+              <w:pStyle w:val="Compact"/>
+              <w:jc w:val="left"/>
+            </w:pPr>
+            <w:r>
+              <w:rPr>
+                <w:rStyle w:val="VerbatimChar"/>
+              </w:rPr>
+              <w:t xml:space="preserve">GET /api/v1/flags</w:t>
+            </w:r>
+            <w:r>
+              <w:t xml:space="preserve">,</w:t>
+            </w:r>
+            <w:r>
+              <w:t xml:space="preserve"> </w:t>
+            </w:r>
+            <w:r>
+              <w:rPr>
+                <w:rStyle w:val="VerbatimChar"/>
+              </w:rPr>
+              <w:t xml:space="preserve">GET /api/v1/flags/{id}</w:t>
+            </w:r>
+            <w:r>
+              <w:t xml:space="preserve">,</w:t>
+            </w:r>
+            <w:r>
+              <w:t xml:space="preserve"> </w:t>
+            </w:r>
+            <w:r>
+              <w:rPr>
+                <w:rStyle w:val="VerbatimChar"/>
+              </w:rPr>
+              <w:t xml:space="preserve">POST /api/v1/flags</w:t>
+            </w:r>
+            <w:r>
+              <w:t xml:space="preserve"> </w:t>
+            </w:r>
+            <w:r>
+              <w:t xml:space="preserve">(ADMIN),</w:t>
+            </w:r>
+            <w:r>
+              <w:t xml:space="preserve"> </w:t>
+            </w:r>
+            <w:r>
+              <w:rPr>
+                <w:rStyle w:val="VerbatimChar"/>
+              </w:rPr>
+              <w:t xml:space="preserve">PUT /api/v1/flags/{id}</w:t>
+            </w:r>
+            <w:r>
+              <w:t xml:space="preserve"> </w:t>
+            </w:r>
+            <w:r>
+              <w:t xml:space="preserve">(ADMIN, optimistic concurrency),</w:t>
+            </w:r>
+            <w:r>
+              <w:t xml:space="preserve"> </w:t>
+            </w:r>
+            <w:r>
+              <w:rPr>
+                <w:rStyle w:val="VerbatimChar"/>
+              </w:rPr>
+              <w:t xml:space="preserve">DELETE /api/v1/flags/{id}</w:t>
+            </w:r>
+            <w:r>
+              <w:t xml:space="preserve"> </w:t>
+            </w:r>
+            <w:r>
+              <w:t xml:space="preserve">(ADMIN)</w:t>
             </w:r>
           </w:p>
         </w:tc>
@@ -4363,6 +4885,33 @@
               <w:jc w:val="left"/>
             </w:pPr>
             <w:r>
+              <w:t xml:space="preserve">Evaluation</w:t>
+            </w:r>
+          </w:p>
+        </w:tc>
+        <w:tc>
+          <w:p>
+            <w:pPr>
+              <w:pStyle w:val="Compact"/>
+              <w:jc w:val="left"/>
+            </w:pPr>
+            <w:r>
+              <w:rPr>
+                <w:rStyle w:val="VerbatimChar"/>
+              </w:rPr>
+              <w:t xml:space="preserve">POST /api/v1/flags/{id}/evaluate</w:t>
+            </w:r>
+          </w:p>
+        </w:tc>
+      </w:tr>
+      <w:tr>
+        <w:tc>
+          <w:p>
+            <w:pPr>
+              <w:pStyle w:val="Compact"/>
+              <w:jc w:val="left"/>
+            </w:pPr>
+            <w:r>
               <w:t xml:space="preserve">Evaluation metrics</w:t>
             </w:r>
             <w:r>
@@ -4594,8 +5143,8 @@
         <w:t xml:space="preserve">exactly one error shape in this API, not a different one per endpoint or per exception type.</w:t>
       </w:r>
     </w:p>
-    <w:bookmarkEnd w:id="44"/>
-    <w:bookmarkStart w:id="45" w:name="security"/>
+    <w:bookmarkEnd w:id="47"/>
+    <w:bookmarkStart w:id="48" w:name="security"/>
     <w:p>
       <w:pPr>
         <w:pStyle w:val="Heading1"/>
@@ -4792,49 +5341,108 @@
           <w:bCs/>
           <w:b/>
         </w:rPr>
-        <w:t xml:space="preserve">Prompt injection:</w:t>
-      </w:r>
-      <w:r>
-        <w:t xml:space="preserve"> </w:t>
-      </w:r>
-      <w:r>
-        <w:t xml:space="preserve">the AI system prompt explicitly instructs the model to treat the user’s</w:t>
-      </w:r>
-      <w:r>
-        <w:t xml:space="preserve"> </w:t>
-      </w:r>
-      <w:r>
-        <w:t xml:space="preserve">natural-language input as data to extract targeting criteria from, never as instructions to</w:t>
-      </w:r>
-      <w:r>
-        <w:t xml:space="preserve"> </w:t>
-      </w:r>
-      <w:r>
-        <w:t xml:space="preserve">itself, and to ignore any attempt within it to override these instructions or claim to be a</w:t>
-      </w:r>
-      <w:r>
-        <w:t xml:space="preserve"> </w:t>
-      </w:r>
-      <w:r>
-        <w:t xml:space="preserve">system message. This is defense-in-depth alongside the output-side validation pipeline (§7,</w:t>
-      </w:r>
-      <w:r>
-        <w:t xml:space="preserve"> </w:t>
-      </w:r>
-      <w:r>
-        <w:t xml:space="preserve">ADR-003) — even a successful prompt-injection attempt against the model still has to produce</w:t>
-      </w:r>
-      <w:r>
-        <w:t xml:space="preserve"> </w:t>
-      </w:r>
-      <w:r>
-        <w:t xml:space="preserve">output that passes the identical Bean Validation and domain-invariant checks a human submission</w:t>
-      </w:r>
-      <w:r>
-        <w:t xml:space="preserve"> </w:t>
-      </w:r>
-      <w:r>
-        <w:t xml:space="preserve">does.</w:t>
+        <w:t xml:space="preserve">Account lifecycle:</w:t>
+      </w:r>
+      <w:r>
+        <w:t xml:space="preserve"> </w:t>
+      </w:r>
+      <w:r>
+        <w:t xml:space="preserve">admin-created accounts get a server-generated password (</w:t>
+      </w:r>
+      <w:r>
+        <w:rPr>
+          <w:rStyle w:val="VerbatimChar"/>
+        </w:rPr>
+        <w:t xml:space="preserve">SecureRandom</w:t>
+      </w:r>
+      <w:r>
+        <w:t xml:space="preserve">,</w:t>
+      </w:r>
+      <w:r>
+        <w:t xml:space="preserve"> </w:t>
+      </w:r>
+      <w:r>
+        <w:t xml:space="preserve">never client-supplied, never logged); accounts are disabled rather than deleted, and — after a</w:t>
+      </w:r>
+      <w:r>
+        <w:t xml:space="preserve"> </w:t>
+      </w:r>
+      <w:r>
+        <w:t xml:space="preserve">genuine implementation-time bug fix — disabling now takes effect on a user’s very next API call,</w:t>
+      </w:r>
+      <w:r>
+        <w:t xml:space="preserve"> </w:t>
+      </w:r>
+      <w:r>
+        <w:t xml:space="preserve">not just their next login, because</w:t>
+      </w:r>
+      <w:r>
+        <w:t xml:space="preserve"> </w:t>
+      </w:r>
+      <w:r>
+        <w:rPr>
+          <w:rStyle w:val="VerbatimChar"/>
+        </w:rPr>
+        <w:t xml:space="preserve">JwtAuthenticationFilter</w:t>
+      </w:r>
+      <w:r>
+        <w:t xml:space="preserve">’s per-request path independently</w:t>
+      </w:r>
+      <w:r>
+        <w:t xml:space="preserve"> </w:t>
+      </w:r>
+      <w:r>
+        <w:t xml:space="preserve">re-checks</w:t>
+      </w:r>
+      <w:r>
+        <w:t xml:space="preserve"> </w:t>
+      </w:r>
+      <w:r>
+        <w:rPr>
+          <w:rStyle w:val="VerbatimChar"/>
+        </w:rPr>
+        <w:t xml:space="preserve">isEnabled()</w:t>
+      </w:r>
+      <w:r>
+        <w:t xml:space="preserve"> </w:t>
+      </w:r>
+      <w:r>
+        <w:t xml:space="preserve">against a fresh database read rather than trusting the token. An admin</w:t>
+      </w:r>
+      <w:r>
+        <w:t xml:space="preserve"> </w:t>
+      </w:r>
+      <w:r>
+        <w:t xml:space="preserve">cannot disable their own account. Full detail:</w:t>
+      </w:r>
+      <w:r>
+        <w:t xml:space="preserve"> </w:t>
+      </w:r>
+      <w:r>
+        <w:rPr>
+          <w:rStyle w:val="VerbatimChar"/>
+        </w:rPr>
+        <w:t xml:space="preserve">docs/security.md</w:t>
+      </w:r>
+      <w:r>
+        <w:t xml:space="preserve"> </w:t>
+      </w:r>
+      <w:r>
+        <w:t xml:space="preserve">and</w:t>
+      </w:r>
+      <w:r>
+        <w:t xml:space="preserve"> </w:t>
+      </w:r>
+      <w:hyperlink r:id="rId35">
+        <w:r>
+          <w:rPr>
+            <w:rStyle w:val="Hyperlink"/>
+          </w:rPr>
+          <w:t xml:space="preserve">ADR-006</w:t>
+        </w:r>
+      </w:hyperlink>
+      <w:r>
+        <w:t xml:space="preserve">.</w:t>
       </w:r>
     </w:p>
     <w:p>
@@ -4846,6 +5454,60 @@
           <w:bCs/>
           <w:b/>
         </w:rPr>
+        <w:t xml:space="preserve">Prompt injection:</w:t>
+      </w:r>
+      <w:r>
+        <w:t xml:space="preserve"> </w:t>
+      </w:r>
+      <w:r>
+        <w:t xml:space="preserve">the AI system prompt explicitly instructs the model to treat the user’s</w:t>
+      </w:r>
+      <w:r>
+        <w:t xml:space="preserve"> </w:t>
+      </w:r>
+      <w:r>
+        <w:t xml:space="preserve">natural-language input as data to extract targeting criteria from, never as instructions to</w:t>
+      </w:r>
+      <w:r>
+        <w:t xml:space="preserve"> </w:t>
+      </w:r>
+      <w:r>
+        <w:t xml:space="preserve">itself, and to ignore any attempt within it to override these instructions or claim to be a</w:t>
+      </w:r>
+      <w:r>
+        <w:t xml:space="preserve"> </w:t>
+      </w:r>
+      <w:r>
+        <w:t xml:space="preserve">system message. This is defense-in-depth alongside the output-side validation pipeline (§7,</w:t>
+      </w:r>
+      <w:r>
+        <w:t xml:space="preserve"> </w:t>
+      </w:r>
+      <w:r>
+        <w:t xml:space="preserve">ADR-003) — even a successful prompt-injection attempt against the model still has to produce</w:t>
+      </w:r>
+      <w:r>
+        <w:t xml:space="preserve"> </w:t>
+      </w:r>
+      <w:r>
+        <w:t xml:space="preserve">output that passes the identical Bean Validation and domain-invariant checks a human submission</w:t>
+      </w:r>
+      <w:r>
+        <w:t xml:space="preserve"> </w:t>
+      </w:r>
+      <w:r>
+        <w:t xml:space="preserve">does.</w:t>
+      </w:r>
+    </w:p>
+    <w:p>
+      <w:pPr>
+        <w:pStyle w:val="BodyText"/>
+      </w:pPr>
+      <w:r>
+        <w:rPr>
+          <w:bCs/>
+          <w:b/>
+        </w:rPr>
         <w:t xml:space="preserve">Two bugs found and fixed via testing, not just reasoned about in advance:</w:t>
       </w:r>
       <w:r>
@@ -4994,8 +5656,8 @@
         <w:t xml:space="preserve">and §11.2 below.</w:t>
       </w:r>
     </w:p>
-    <w:bookmarkEnd w:id="45"/>
-    <w:bookmarkStart w:id="50" w:name="testing-strategy-documentation"/>
+    <w:bookmarkEnd w:id="48"/>
+    <w:bookmarkStart w:id="53" w:name="testing-strategy-documentation"/>
     <w:p>
       <w:pPr>
         <w:pStyle w:val="Heading1"/>
@@ -5004,7 +5666,7 @@
         <w:t xml:space="preserve">10. Testing Strategy &amp; Documentation</w:t>
       </w:r>
     </w:p>
-    <w:bookmarkStart w:id="46" w:name="philosophy"/>
+    <w:bookmarkStart w:id="49" w:name="philosophy"/>
     <w:p>
       <w:pPr>
         <w:pStyle w:val="Heading2"/>
@@ -5118,14 +5780,14 @@
         <w:t xml:space="preserve">passing are necessary, not sufficient.</w:t>
       </w:r>
     </w:p>
-    <w:bookmarkEnd w:id="46"/>
-    <w:bookmarkStart w:id="47" w:name="backend-test-suite-58-tests"/>
+    <w:bookmarkEnd w:id="49"/>
+    <w:bookmarkStart w:id="50" w:name="backend-test-suite-77-tests"/>
     <w:p>
       <w:pPr>
         <w:pStyle w:val="Heading2"/>
       </w:pPr>
       <w:r>
-        <w:t xml:space="preserve">10.2 Backend test suite — 58 tests</w:t>
+        <w:t xml:space="preserve">10.2 Backend test suite — 77 tests</w:t>
       </w:r>
     </w:p>
     <w:tbl>
@@ -5380,7 +6042,7 @@
               <w:rPr>
                 <w:rStyle w:val="VerbatimChar"/>
               </w:rPr>
-              <w:t xml:space="preserve">MockAiProviderTest</w:t>
+              <w:t xml:space="preserve">UserApiTest</w:t>
             </w:r>
           </w:p>
         </w:tc>
@@ -5391,18 +6053,46 @@
               <w:jc w:val="center"/>
             </w:pPr>
             <w:r>
-              <w:t xml:space="preserve">4</w:t>
-            </w:r>
-          </w:p>
-        </w:tc>
-        <w:tc>
-          <w:p>
-            <w:pPr>
-              <w:pStyle w:val="Compact"/>
-              <w:jc w:val="left"/>
-            </w:pPr>
-            <w:r>
-              <w:t xml:space="preserve">The deterministic keyword-parsing mock provider: the assessment’s own canonical example, percentage extraction, exclusion-clause handling, and the plain-BOOLEAN fallback when a percentage can’t be confidently extracted.</w:t>
+              <w:t xml:space="preserve">7</w:t>
+            </w:r>
+          </w:p>
+        </w:tc>
+        <w:tc>
+          <w:p>
+            <w:pPr>
+              <w:pStyle w:val="Compact"/>
+              <w:jc w:val="left"/>
+            </w:pPr>
+            <w:r>
+              <w:t xml:space="preserve">Full-stack HTTP tests for user management: unauthenticated/VIEWER access denied, a duplicate-email</w:t>
+            </w:r>
+            <w:r>
+              <w:t xml:space="preserve"> </w:t>
+            </w:r>
+            <w:r>
+              <w:rPr>
+                <w:rStyle w:val="VerbatimChar"/>
+              </w:rPr>
+              <w:t xml:space="preserve">400</w:t>
+            </w:r>
+            <w:r>
+              <w:t xml:space="preserve">, an admin blocked from disabling their own account, and two end-to-end round trips that don’t stop at the API contract — a freshly generated password actually logging in, and a disabled account’s</w:t>
+            </w:r>
+            <w:r>
+              <w:t xml:space="preserve"> </w:t>
+            </w:r>
+            <w:r>
+              <w:rPr>
+                <w:iCs/>
+                <w:i/>
+              </w:rPr>
+              <w:t xml:space="preserve">already-issued</w:t>
+            </w:r>
+            <w:r>
+              <w:t xml:space="preserve"> </w:t>
+            </w:r>
+            <w:r>
+              <w:t xml:space="preserve">token being rejected on its very next request.</w:t>
             </w:r>
           </w:p>
         </w:tc>
@@ -5418,7 +6108,7 @@
               <w:rPr>
                 <w:rStyle w:val="VerbatimChar"/>
               </w:rPr>
-              <w:t xml:space="preserve">CorrelationIdFilterTest</w:t>
+              <w:t xml:space="preserve">MockAiProviderTest</w:t>
             </w:r>
           </w:p>
         </w:tc>
@@ -5440,7 +6130,7 @@
               <w:jc w:val="left"/>
             </w:pPr>
             <w:r>
-              <w:t xml:space="preserve">Header generation when absent, echoing a valid client-supplied ID, and rejecting an invalid one (including a literal CRLF/response-splitting injection payload) in favor of a freshly generated UUID.</w:t>
+              <w:t xml:space="preserve">The deterministic keyword-parsing mock provider: the assessment’s own canonical example, percentage extraction, exclusion-clause handling, and the plain-BOOLEAN fallback when a percentage can’t be confidently extracted.</w:t>
             </w:r>
           </w:p>
         </w:tc>
@@ -5456,7 +6146,7 @@
               <w:rPr>
                 <w:rStyle w:val="VerbatimChar"/>
               </w:rPr>
-              <w:t xml:space="preserve">FeatureFlagServiceIntegrationTest</w:t>
+              <w:t xml:space="preserve">CorrelationIdFilterTest</w:t>
             </w:r>
           </w:p>
         </w:tc>
@@ -5478,46 +6168,7 @@
               <w:jc w:val="left"/>
             </w:pPr>
             <w:r>
-              <w:t xml:space="preserve">Against real Postgres via Testcontainers, not a mocked repository — the exact class of bug (</w:t>
-            </w:r>
-            <w:r>
-              <w:rPr>
-                <w:rStyle w:val="VerbatimChar"/>
-              </w:rPr>
-              <w:t xml:space="preserve">saveAndFlush</w:t>
-            </w:r>
-            <w:r>
-              <w:t xml:space="preserve"> </w:t>
-            </w:r>
-            <w:r>
-              <w:t xml:space="preserve">vs</w:t>
-            </w:r>
-            <w:r>
-              <w:t xml:space="preserve"> </w:t>
-            </w:r>
-            <w:r>
-              <w:rPr>
-                <w:rStyle w:val="VerbatimChar"/>
-              </w:rPr>
-              <w:t xml:space="preserve">save</w:t>
-            </w:r>
-            <w:r>
-              <w:t xml:space="preserve"> </w:t>
-            </w:r>
-            <w:r>
-              <w:t xml:space="preserve">version-staleness) a mock would have hidden entirely. Also proves, with a real Spring event listener (not a mock), that create/update/delete each publish exactly one</w:t>
-            </w:r>
-            <w:r>
-              <w:t xml:space="preserve"> </w:t>
-            </w:r>
-            <w:r>
-              <w:rPr>
-                <w:rStyle w:val="VerbatimChar"/>
-              </w:rPr>
-              <w:t xml:space="preserve">FlagChangeEvent</w:t>
-            </w:r>
-            <w:r>
-              <w:t xml:space="preserve">, and only after their transaction commits.</w:t>
+              <w:t xml:space="preserve">Header generation when absent, echoing a valid client-supplied ID, and rejecting an invalid one (including a literal CRLF/response-splitting injection payload) in favor of a freshly generated UUID.</w:t>
             </w:r>
           </w:p>
         </w:tc>
@@ -5533,7 +6184,7 @@
               <w:rPr>
                 <w:rStyle w:val="VerbatimChar"/>
               </w:rPr>
-              <w:t xml:space="preserve">FlagChangeNotifierTest</w:t>
+              <w:t xml:space="preserve">FeatureFlagServiceIntegrationTest</w:t>
             </w:r>
           </w:p>
         </w:tc>
@@ -5555,7 +6206,46 @@
               <w:jc w:val="left"/>
             </w:pPr>
             <w:r>
-              <w:t xml:space="preserve">SSE broadcast/cleanup logic in isolation: a completed emitter genuinely rejects further sends (the assumption the notifier’s cleanup logic relies on), broadcasting with zero/multiple/a mix of live-and-disconnected subscribers never throws.</w:t>
+              <w:t xml:space="preserve">Against real Postgres via Testcontainers, not a mocked repository — the exact class of bug (</w:t>
+            </w:r>
+            <w:r>
+              <w:rPr>
+                <w:rStyle w:val="VerbatimChar"/>
+              </w:rPr>
+              <w:t xml:space="preserve">saveAndFlush</w:t>
+            </w:r>
+            <w:r>
+              <w:t xml:space="preserve"> </w:t>
+            </w:r>
+            <w:r>
+              <w:t xml:space="preserve">vs</w:t>
+            </w:r>
+            <w:r>
+              <w:t xml:space="preserve"> </w:t>
+            </w:r>
+            <w:r>
+              <w:rPr>
+                <w:rStyle w:val="VerbatimChar"/>
+              </w:rPr>
+              <w:t xml:space="preserve">save</w:t>
+            </w:r>
+            <w:r>
+              <w:t xml:space="preserve"> </w:t>
+            </w:r>
+            <w:r>
+              <w:t xml:space="preserve">version-staleness) a mock would have hidden entirely. Also proves, with a real Spring event listener (not a mock), that create/update/delete each publish exactly one</w:t>
+            </w:r>
+            <w:r>
+              <w:t xml:space="preserve"> </w:t>
+            </w:r>
+            <w:r>
+              <w:rPr>
+                <w:rStyle w:val="VerbatimChar"/>
+              </w:rPr>
+              <w:t xml:space="preserve">FlagChangeEvent</w:t>
+            </w:r>
+            <w:r>
+              <w:t xml:space="preserve">, and only after their transaction commits.</w:t>
             </w:r>
           </w:p>
         </w:tc>
@@ -5571,7 +6261,7 @@
               <w:rPr>
                 <w:rStyle w:val="VerbatimChar"/>
               </w:rPr>
-              <w:t xml:space="preserve">AuthServiceTest</w:t>
+              <w:t xml:space="preserve">FlagChangeNotifierTest</w:t>
             </w:r>
           </w:p>
         </w:tc>
@@ -5582,18 +6272,18 @@
               <w:jc w:val="center"/>
             </w:pPr>
             <w:r>
-              <w:t xml:space="preserve">2</w:t>
-            </w:r>
-          </w:p>
-        </w:tc>
-        <w:tc>
-          <w:p>
-            <w:pPr>
-              <w:pStyle w:val="Compact"/>
-              <w:jc w:val="left"/>
-            </w:pPr>
-            <w:r>
-              <w:t xml:space="preserve">Successful login issuing a valid token; a wrong password producing the correct generic authentication failure.</w:t>
+              <w:t xml:space="preserve">4</w:t>
+            </w:r>
+          </w:p>
+        </w:tc>
+        <w:tc>
+          <w:p>
+            <w:pPr>
+              <w:pStyle w:val="Compact"/>
+              <w:jc w:val="left"/>
+            </w:pPr>
+            <w:r>
+              <w:t xml:space="preserve">SSE broadcast/cleanup logic in isolation: a completed emitter genuinely rejects further sends (the assumption the notifier’s cleanup logic relies on), broadcasting with zero/multiple/a mix of live-and-disconnected subscribers never throws.</w:t>
             </w:r>
           </w:p>
         </w:tc>
@@ -5609,6 +6299,189 @@
               <w:rPr>
                 <w:rStyle w:val="VerbatimChar"/>
               </w:rPr>
+              <w:t xml:space="preserve">PasswordGeneratorTest</w:t>
+            </w:r>
+          </w:p>
+        </w:tc>
+        <w:tc>
+          <w:p>
+            <w:pPr>
+              <w:pStyle w:val="Compact"/>
+              <w:jc w:val="center"/>
+            </w:pPr>
+            <w:r>
+              <w:t xml:space="preserve">4</w:t>
+            </w:r>
+          </w:p>
+        </w:tc>
+        <w:tc>
+          <w:p>
+            <w:pPr>
+              <w:pStyle w:val="Compact"/>
+              <w:jc w:val="left"/>
+            </w:pPr>
+            <w:r>
+              <w:t xml:space="preserve">Generated password length, presence of all four character classes, absence of visually-ambiguous characters, and non-repetition across 100 draws (a broken/predictable RNG would collapse this set).</w:t>
+            </w:r>
+          </w:p>
+        </w:tc>
+      </w:tr>
+      <w:tr>
+        <w:tc>
+          <w:p>
+            <w:pPr>
+              <w:pStyle w:val="Compact"/>
+              <w:jc w:val="left"/>
+            </w:pPr>
+            <w:r>
+              <w:rPr>
+                <w:rStyle w:val="VerbatimChar"/>
+              </w:rPr>
+              <w:t xml:space="preserve">UserManagementServiceIntegrationTest</w:t>
+            </w:r>
+          </w:p>
+        </w:tc>
+        <w:tc>
+          <w:p>
+            <w:pPr>
+              <w:pStyle w:val="Compact"/>
+              <w:jc w:val="center"/>
+            </w:pPr>
+            <w:r>
+              <w:t xml:space="preserve">6</w:t>
+            </w:r>
+          </w:p>
+        </w:tc>
+        <w:tc>
+          <w:p>
+            <w:pPr>
+              <w:pStyle w:val="Compact"/>
+              <w:jc w:val="left"/>
+            </w:pPr>
+            <w:r>
+              <w:t xml:space="preserve">Against real Postgres: a generated password’s hash actually matches via</w:t>
+            </w:r>
+            <w:r>
+              <w:t xml:space="preserve"> </w:t>
+            </w:r>
+            <w:r>
+              <w:rPr>
+                <w:rStyle w:val="VerbatimChar"/>
+              </w:rPr>
+              <w:t xml:space="preserve">PasswordEncoder</w:t>
+            </w:r>
+            <w:r>
+              <w:t xml:space="preserve">, duplicate email rejected, disable/enable round-trips the</w:t>
+            </w:r>
+            <w:r>
+              <w:t xml:space="preserve"> </w:t>
+            </w:r>
+            <w:r>
+              <w:rPr>
+                <w:rStyle w:val="VerbatimChar"/>
+              </w:rPr>
+              <w:t xml:space="preserve">enabled</w:t>
+            </w:r>
+            <w:r>
+              <w:t xml:space="preserve"> </w:t>
+            </w:r>
+            <w:r>
+              <w:t xml:space="preserve">flag, an admin cannot disable their own account, disabling an unknown ID is a</w:t>
+            </w:r>
+            <w:r>
+              <w:t xml:space="preserve"> </w:t>
+            </w:r>
+            <w:r>
+              <w:rPr>
+                <w:rStyle w:val="VerbatimChar"/>
+              </w:rPr>
+              <w:t xml:space="preserve">404</w:t>
+            </w:r>
+            <w:r>
+              <w:t xml:space="preserve">, and the list view never exposes a password field.</w:t>
+            </w:r>
+          </w:p>
+        </w:tc>
+      </w:tr>
+      <w:tr>
+        <w:tc>
+          <w:p>
+            <w:pPr>
+              <w:pStyle w:val="Compact"/>
+              <w:jc w:val="left"/>
+            </w:pPr>
+            <w:r>
+              <w:rPr>
+                <w:rStyle w:val="VerbatimChar"/>
+              </w:rPr>
+              <w:t xml:space="preserve">AuthServiceTest</w:t>
+            </w:r>
+          </w:p>
+        </w:tc>
+        <w:tc>
+          <w:p>
+            <w:pPr>
+              <w:pStyle w:val="Compact"/>
+              <w:jc w:val="center"/>
+            </w:pPr>
+            <w:r>
+              <w:t xml:space="preserve">4</w:t>
+            </w:r>
+          </w:p>
+        </w:tc>
+        <w:tc>
+          <w:p>
+            <w:pPr>
+              <w:pStyle w:val="Compact"/>
+              <w:jc w:val="left"/>
+            </w:pPr>
+            <w:r>
+              <w:t xml:space="preserve">Successful login issuing a valid token; a wrong password producing the correct generic authentication failure;</w:t>
+            </w:r>
+            <w:r>
+              <w:t xml:space="preserve"> </w:t>
+            </w:r>
+            <w:r>
+              <w:rPr>
+                <w:rStyle w:val="VerbatimChar"/>
+              </w:rPr>
+              <w:t xml:space="preserve">changePassword</w:t>
+            </w:r>
+            <w:r>
+              <w:t xml:space="preserve"> </w:t>
+            </w:r>
+            <w:r>
+              <w:t xml:space="preserve">rejecting an incorrect current password without touching the stored hash;</w:t>
+            </w:r>
+            <w:r>
+              <w:t xml:space="preserve"> </w:t>
+            </w:r>
+            <w:r>
+              <w:rPr>
+                <w:rStyle w:val="VerbatimChar"/>
+              </w:rPr>
+              <w:t xml:space="preserve">changePassword</w:t>
+            </w:r>
+            <w:r>
+              <w:t xml:space="preserve"> </w:t>
+            </w:r>
+            <w:r>
+              <w:t xml:space="preserve">hashing and persisting a new one when the current password matches.</w:t>
+            </w:r>
+          </w:p>
+        </w:tc>
+      </w:tr>
+      <w:tr>
+        <w:tc>
+          <w:p>
+            <w:pPr>
+              <w:pStyle w:val="Compact"/>
+              <w:jc w:val="left"/>
+            </w:pPr>
+            <w:r>
+              <w:rPr>
+                <w:rStyle w:val="VerbatimChar"/>
+              </w:rPr>
               <w:t xml:space="preserve">BackendApplicationTests</w:t>
             </w:r>
           </w:p>
@@ -5637,14 +6510,14 @@
         </w:tc>
       </w:tr>
     </w:tbl>
-    <w:bookmarkEnd w:id="47"/>
-    <w:bookmarkStart w:id="48" w:name="frontend-test-suite-19-tests"/>
+    <w:bookmarkEnd w:id="50"/>
+    <w:bookmarkStart w:id="51" w:name="frontend-test-suite-23-tests"/>
     <w:p>
       <w:pPr>
         <w:pStyle w:val="Heading2"/>
       </w:pPr>
       <w:r>
-        <w:t xml:space="preserve">10.3 Frontend test suite — 19 tests</w:t>
+        <w:t xml:space="preserve">10.3 Frontend test suite — 23 tests</w:t>
       </w:r>
     </w:p>
     <w:tbl>
@@ -5967,9 +6840,81 @@
           </w:p>
         </w:tc>
       </w:tr>
+      <w:tr>
+        <w:tc>
+          <w:p>
+            <w:pPr>
+              <w:pStyle w:val="Compact"/>
+              <w:jc w:val="left"/>
+            </w:pPr>
+            <w:r>
+              <w:rPr>
+                <w:rStyle w:val="VerbatimChar"/>
+              </w:rPr>
+              <w:t xml:space="preserve">create-user-dialog.test.tsx</w:t>
+            </w:r>
+          </w:p>
+        </w:tc>
+        <w:tc>
+          <w:p>
+            <w:pPr>
+              <w:pStyle w:val="Compact"/>
+              <w:jc w:val="center"/>
+            </w:pPr>
+            <w:r>
+              <w:t xml:space="preserve">4</w:t>
+            </w:r>
+          </w:p>
+        </w:tc>
+        <w:tc>
+          <w:p>
+            <w:pPr>
+              <w:pStyle w:val="Compact"/>
+              <w:jc w:val="left"/>
+            </w:pPr>
+            <w:r>
+              <w:t xml:space="preserve">Required-field validation blocking submission; the generated password staying visible (dialog doesn’t auto-close) after a successful create; the clipboard copy succeeding; and — a real bug found via live browser testing, not written speculatively — the clipboard copy</w:t>
+            </w:r>
+            <w:r>
+              <w:t xml:space="preserve"> </w:t>
+            </w:r>
+            <w:r>
+              <w:rPr>
+                <w:iCs/>
+                <w:i/>
+              </w:rPr>
+              <w:t xml:space="preserve">failing</w:t>
+            </w:r>
+            <w:r>
+              <w:t xml:space="preserve"> </w:t>
+            </w:r>
+            <w:r>
+              <w:t xml:space="preserve">(permission denied) surfacing a clear</w:t>
+            </w:r>
+            <w:r>
+              <w:t xml:space="preserve"> </w:t>
+            </w:r>
+            <w:r>
+              <w:t xml:space="preserve">“</w:t>
+            </w:r>
+            <w:r>
+              <w:t xml:space="preserve">copy it manually</w:t>
+            </w:r>
+            <w:r>
+              <w:t xml:space="preserve">”</w:t>
+            </w:r>
+            <w:r>
+              <w:t xml:space="preserve"> </w:t>
+            </w:r>
+            <w:r>
+              <w:t xml:space="preserve">message instead of the button silently doing nothing.</w:t>
+            </w:r>
+          </w:p>
+        </w:tc>
+      </w:tr>
     </w:tbl>
-    <w:bookmarkEnd w:id="48"/>
-    <w:bookmarkStart w:id="49" w:name="X177bbb563d6e68d2ff9d963720c4b509a57114e"/>
+    <w:bookmarkEnd w:id="51"/>
+    <w:bookmarkStart w:id="52" w:name="X177bbb563d6e68d2ff9d963720c4b509a57114e"/>
     <w:p>
       <w:pPr>
         <w:pStyle w:val="Heading2"/>
@@ -6147,9 +7092,9 @@
         <w:t xml:space="preserve">guaranteed.</w:t>
       </w:r>
     </w:p>
-    <w:bookmarkEnd w:id="49"/>
-    <w:bookmarkEnd w:id="50"/>
-    <w:bookmarkStart w:id="51" w:name="known-limitations"/>
+    <w:bookmarkEnd w:id="52"/>
+    <w:bookmarkEnd w:id="53"/>
+    <w:bookmarkStart w:id="54" w:name="known-limitations"/>
     <w:p>
       <w:pPr>
         <w:pStyle w:val="Heading1"/>
@@ -6346,8 +7291,8 @@
         <w:t xml:space="preserve">(brute-force resistance).</w:t>
       </w:r>
     </w:p>
-    <w:bookmarkEnd w:id="51"/>
-    <w:bookmarkStart w:id="52" w:name="trade-offs-made"/>
+    <w:bookmarkEnd w:id="54"/>
+    <w:bookmarkStart w:id="55" w:name="trade-offs-made"/>
     <w:p>
       <w:pPr>
         <w:pStyle w:val="Heading1"/>
@@ -6735,8 +7680,8 @@
         </w:tc>
       </w:tr>
     </w:tbl>
-    <w:bookmarkEnd w:id="52"/>
-    <w:bookmarkStart w:id="59" w:name="improvement-roadmap"/>
+    <w:bookmarkEnd w:id="55"/>
+    <w:bookmarkStart w:id="62" w:name="improvement-roadmap"/>
     <w:p>
       <w:pPr>
         <w:pStyle w:val="Heading1"/>
@@ -6745,7 +7690,7 @@
         <w:t xml:space="preserve">13. Improvement Roadmap</w:t>
       </w:r>
     </w:p>
-    <w:bookmarkStart w:id="53" w:name="scale"/>
+    <w:bookmarkStart w:id="56" w:name="scale"/>
     <w:p>
       <w:pPr>
         <w:pStyle w:val="Heading2"/>
@@ -6843,8 +7788,8 @@
         <w:t xml:space="preserve">audit-immutability gap at the database layer.</w:t>
       </w:r>
     </w:p>
-    <w:bookmarkEnd w:id="53"/>
-    <w:bookmarkStart w:id="54" w:name="security-1"/>
+    <w:bookmarkEnd w:id="56"/>
+    <w:bookmarkStart w:id="57" w:name="security-1"/>
     <w:p>
       <w:pPr>
         <w:pStyle w:val="Heading2"/>
@@ -6975,8 +7920,8 @@
         <w:t xml:space="preserve">SQL statement with direct database access).</w:t>
       </w:r>
     </w:p>
-    <w:bookmarkEnd w:id="54"/>
-    <w:bookmarkStart w:id="55" w:name="observability"/>
+    <w:bookmarkEnd w:id="57"/>
+    <w:bookmarkStart w:id="58" w:name="observability"/>
     <w:p>
       <w:pPr>
         <w:pStyle w:val="Heading2"/>
@@ -7020,8 +7965,8 @@
         <w:t xml:space="preserve">until a container recycles.</w:t>
       </w:r>
     </w:p>
-    <w:bookmarkEnd w:id="55"/>
-    <w:bookmarkStart w:id="56" w:name="multi-instance-live-updates-and-metrics"/>
+    <w:bookmarkEnd w:id="58"/>
+    <w:bookmarkStart w:id="59" w:name="multi-instance-live-updates-and-metrics"/>
     <w:p>
       <w:pPr>
         <w:pStyle w:val="Heading2"/>
@@ -7068,8 +8013,8 @@
         <w:t xml:space="preserve">Prometheus’s own scrape-and-aggregate model).</w:t>
       </w:r>
     </w:p>
-    <w:bookmarkEnd w:id="56"/>
-    <w:bookmarkStart w:id="57" w:name="developer-experience"/>
+    <w:bookmarkEnd w:id="59"/>
+    <w:bookmarkStart w:id="60" w:name="developer-experience"/>
     <w:p>
       <w:pPr>
         <w:pStyle w:val="Heading2"/>
@@ -7098,8 +8043,8 @@
         <w:t xml:space="preserve">blue-green deploy strategy would prevent a bad deploy from taking evaluation traffic down.</w:t>
       </w:r>
     </w:p>
-    <w:bookmarkEnd w:id="57"/>
-    <w:bookmarkStart w:id="58" w:name="feature-surface"/>
+    <w:bookmarkEnd w:id="60"/>
+    <w:bookmarkStart w:id="61" w:name="feature-surface"/>
     <w:p>
       <w:pPr>
         <w:pStyle w:val="Heading2"/>
@@ -7131,12 +8076,33 @@
         <w:t xml:space="preserve"> </w:t>
       </w:r>
       <w:r>
-        <w:t xml:space="preserve">without a migration.</w:t>
-      </w:r>
-    </w:p>
-    <w:bookmarkEnd w:id="58"/>
-    <w:bookmarkEnd w:id="59"/>
-    <w:bookmarkStart w:id="60" w:name="suggested-demo-flow"/>
+        <w:t xml:space="preserve">without a migration. On the user-management side (§4.8, ADR-006): email-based password reset and</w:t>
+      </w:r>
+      <w:r>
+        <w:t xml:space="preserve"> </w:t>
+      </w:r>
+      <w:r>
+        <w:rPr>
+          <w:rStyle w:val="VerbatimChar"/>
+        </w:rPr>
+        <w:t xml:space="preserve">JWT_SECRET</w:t>
+      </w:r>
+      <w:r>
+        <w:t xml:space="preserve"> </w:t>
+      </w:r>
+      <w:r>
+        <w:t xml:space="preserve">rotation with grace-period dual-key verification, neither built here as this is a</w:t>
+      </w:r>
+      <w:r>
+        <w:t xml:space="preserve"> </w:t>
+      </w:r>
+      <w:r>
+        <w:t xml:space="preserve">demo-scoped feature, not a production identity system.</w:t>
+      </w:r>
+    </w:p>
+    <w:bookmarkEnd w:id="61"/>
+    <w:bookmarkEnd w:id="62"/>
+    <w:bookmarkStart w:id="63" w:name="suggested-demo-flow"/>
     <w:p>
       <w:pPr>
         <w:pStyle w:val="Heading1"/>
@@ -7446,8 +8412,8 @@
         <w:t xml:space="preserve">in a terminal.</w:t>
       </w:r>
     </w:p>
-    <w:bookmarkEnd w:id="60"/>
-    <w:bookmarkStart w:id="61" w:name="ai-assisted-development-disclosure"/>
+    <w:bookmarkEnd w:id="63"/>
+    <w:bookmarkStart w:id="64" w:name="ai-assisted-development-disclosure"/>
     <w:p>
       <w:pPr>
         <w:pStyle w:val="Heading1"/>
@@ -7546,8 +8512,8 @@
         <w:t xml:space="preserve">the submitted implementation.</w:t>
       </w:r>
     </w:p>
-    <w:bookmarkEnd w:id="61"/>
-    <w:bookmarkStart w:id="62" w:name="appendix-a-environment-variables"/>
+    <w:bookmarkEnd w:id="64"/>
+    <w:bookmarkStart w:id="65" w:name="appendix-a-environment-variables"/>
     <w:p>
       <w:pPr>
         <w:pStyle w:val="Heading1"/>
@@ -8010,8 +8976,8 @@
         </w:tc>
       </w:tr>
     </w:tbl>
-    <w:bookmarkEnd w:id="62"/>
-    <w:bookmarkStart w:id="63" w:name="appendix-b-demo-accounts"/>
+    <w:bookmarkEnd w:id="65"/>
+    <w:bookmarkStart w:id="66" w:name="appendix-b-demo-accounts"/>
     <w:p>
       <w:pPr>
         <w:pStyle w:val="Heading1"/>
@@ -8163,8 +9129,8 @@
         </w:tc>
       </w:tr>
     </w:tbl>
-    <w:bookmarkEnd w:id="63"/>
-    <w:bookmarkStart w:id="64" w:name="appendix-c-quick-start"/>
+    <w:bookmarkEnd w:id="66"/>
+    <w:bookmarkStart w:id="67" w:name="appendix-c-quick-start"/>
     <w:p>
       <w:pPr>
         <w:pStyle w:val="Heading1"/>
@@ -8315,7 +9281,7 @@
         <w:t xml:space="preserve">Full instructions, including native (non-Docker) development, are in the project README.</w:t>
       </w:r>
     </w:p>
-    <w:bookmarkEnd w:id="64"/>
+    <w:bookmarkEnd w:id="67"/>
     <w:sectPr/>
   </w:body>
 </w:document>
